--- a/example_articles/states/Oklahoma/2.states_Oklahoma_New_York_Times.docx
+++ b/example_articles/states/Oklahoma/2.states_Oklahoma_New_York_Times.docx
@@ -7,9 +7,7 @@
         <w:pStyle w:val="Heading1"/>
       </w:pPr>
       <w:r>
-        <w:t>FILM;</w:t>
-        <w:br/>
-        <w:t>A Man Who's True To His Convictions</w:t>
+        <w:t>Across a Span of Realism in London Theater</w:t>
       </w:r>
     </w:p>
     <w:p>
@@ -19,27 +17,27 @@
     </w:p>
     <w:p>
       <w:r>
-        <w:t>Date: 1997-08-10</w:t>
+        <w:t>Date: 2013-10-30</w:t>
       </w:r>
     </w:p>
     <w:p>
       <w:r>
-        <w:t>Section: Section 2; ; Section 2; Page 11; Column 1; Arts and Leisure Desk ; Column 1; ; Biography</w:t>
+        <w:t>Section: Section ; Column 0; The Arts/Cultural Desk; Pg. ; THEATER REVIEW</w:t>
       </w:r>
     </w:p>
     <w:p>
       <w:r>
-        <w:t>Source File: NYT/50.DOCX</w:t>
+        <w:t>Source file: NYT/32.DOCX</w:t>
       </w:r>
     </w:p>
     <w:p>
       <w:r>
-        <w:t>Raw locations result: ['Oklahoma']</w:t>
+        <w:t>Raw locations result, 'locations': ['Oklahoma']</w:t>
       </w:r>
     </w:p>
     <w:p>
       <w:r>
-        <w:t>states_stand_flat (Standardized): Oklahoma</w:t>
+        <w:t>Standardized locations result, 'states_stand_flat': Oklahoma</w:t>
       </w:r>
     </w:p>
     <w:p>
@@ -51,53 +49,48 @@
     </w:p>
     <w:p>
       <w:r>
-        <w:t>ANYONE WHO HAS SEEN Robert Carlyle only in "Trainspotting," the unsettling 1996 film about junkies in Scotland, might well wonder about his sanity. In that movie, Mr. Carlyle, a 36-year-old Glaswegian, plays the psychotic Begbie with such conviction that the actor himself seems possessed by demons. But, be assured, in the handful of roles that have won him recognition as one of Britain's new acting talents, he has also been gentle and loving. Indeed, Mr. Carlyle is all too wary of being typecast as a "Glasgow hard man."</w:t>
+        <w:t>LONDON -- How much realism can a production bear? One possible answer is offered in the director James Macdonald's version of ''Roots,'' the 1959 Arnold Wesker play that is being revived at the Donmar Warehouse through Nov. 30.</w:t>
         <w:br/>
-        <w:t>In Britain, he need not worry. True, he has played a couple of psychopaths apart from Begbie. But television viewers here have most recently seen him in the title role of "Hamish Macbeth," a BBC serial about a gentle marijuana-smoking Highlands policeman. In Antonia Bird's "Priest," he played the gay lover of a troubled Roman Catholic priest. In Ken Loach's film "Carla's Song," still unreleased in the United States, he is a Glasgow bus driver who falls in love with a Nicaraguan exile.</w:t>
+        <w:t>In the course of nearly three hours across as many acts, characters peel potatoes, carefully tidy their surroundings and, in one instance, take a bath. But even as the quotidian detail of daily life is making itself felt, change is on the horizon, not least for the 22-year-old Beatie Bryant (Jessica Raine), who has ambitions for herself beyond her humble upbringing.</w:t>
         <w:br/>
-        <w:t>Still, after "Trainspotting," Mr. Carlyle was looking for something different.</w:t>
+        <w:t>Mr. Macdonald takes his own deliberate time building to the crux of Mr. Wesker's argument, which manages both to applaud Beatie's self-empowerment while making plain her youthful naïveté. Drawn to the worlds of London and language and politics, she has little patience for her working-class roots, not to mention a querulous mother (the superb Linda Bassett, all beady intensity), whose main excitement in her rural Norfolk life consists of reporting on the local bus schedules.</w:t>
         <w:br/>
-        <w:t>"The Full Monty," which opens on Wednesday, is his first comedy. Directed by Peter Cattaneo, the film tells of a group of Yorkshiremen left without work or hope after the closing of a steel plant in Sheffield. Gaz, played by the short and wiry Mr. Carlyle, has a particular problem: unless he can find money to pay child support, his former wife will prevent him from seeing their son. So, inspired by seeing local women gawking at naked male dancers, he convinces his mates that they, too, can earn good money by putting on a strip show. But there is a but. To persuade women to pay to see their bodies, they must go "the full monty" -- they must strip all the way.</w:t>
+        <w:t>And yet, one step forward for Beatie risks constituting twice as many back, as is revealed in a thrillingly layered final scene that finds Beatie pouring forth her beliefs in a newly impassioned voice. No one on stage appears to be listening, but Mr. Wesker doesn't mind. His audience is and that's what counts in a play that acts as a rallying cry for a generation by the time the lights fade on a shining-faced (if dubiously accented) Ms. Raine.</w:t>
         <w:br/>
-        <w:t>Inevitably, the film has echoes of "Brassed Off," another recent British export, which dwells on a Yorkshire mining community's struggle to keep its brass band alive after the local colliery is closed. "The Full Monty" is less sentimental and arguably funnier, but both films are set against the harsh backdrop of a Britain in which towns and cities have fallen into decay as mines, shipyards and steel plants have gone out of business. For Mr. Carlyle, a former labor organizer with a strong distaste for Thatcherism, the political dimension of "The Full Monty" was as appealing as the comic one.</w:t>
+        <w:t>Realism isn't the issue in two larger-scale productions that favor a broader canvas over Mr. Wesker's forensic one. That's as might be expected from a pair of shows, both set during wartime, occupying playhouses that can hold as many people across a few performances as the 250-seat Donmar can in a week. ''From Here to Eternity,'' at the Shaftesbury Theater, is a musical based on the hefty James Jones novel, which was later turned into the Academy Award-winning, 1953 film.</w:t>
         <w:br/>
-        <w:t>"What I thought interesting was the idea of gender politics," Mr. Carlyle said the other day over coffee at a hotel in Glasgow's West End. "Suddenly, these guys were forced to look at themselves the way they had always looked at women. They had to re-evaluate their place in society because the women now had jobs and they didn't. It's funny, it's charming, but there's a lot of sadness and tenderness there too."</w:t>
+        <w:t>It's not easy to try and condense 860 pages (or thereabouts) into something theatrically viable. Here, the results are full of much swagger and machismo, in accordance with a tale of army life in Hawaii during the lead-up to Pearl Harbor, coupled with a pair of love stories that progress from one baldly stated encounter to another. ''I want to go to bed with you,'' or so goes a fairly representative remark.</w:t>
         <w:br/>
-        <w:t>"The Full Monty" fits logically into Mr. Carlyle's career in that he is once again playing a working-class character, tapping what he knows. He was brought up by his father in Glasgow hippie communes in the 1960's (his mother left home when he was 4) and remembers his childhood as "very bohemian, very idyllic, very left-wing." But by the time he left school at 16, his only job prospect was to follow his father and work as a house painter for a building firm. Unhappy and rebellious, he became a trade union official and began hanging out, as he puts it, "with people I wouldn't be seen dead with today." Then, one day when he was 21, he was given "The Crucible" by Arthur Miller to read.</w:t>
+        <w:t>The statement is proffered by First Sergeant Milt Warden (Darius Campbell) to the married Karen Holmes (a stiff Rebecca Thornhill), to name the two characters whose surf-side shenanigans linger in the cultural zeitgeist via the iconic imagery of Burt Lancaster and Deborah Kerr in those roles on screen.</w:t>
         <w:br/>
-        <w:t>"Someone obviously told me it was about McCarthyism, and I thought, how fantastic to be able to tell a story so accurately, yet set in an entirely different context," he recalled. "The play's first impact with me was political, not artistic. But then I began looking at how you could talk about a particular subject but not quite show yourself. That was when I was drawn to amateur theatricals. I liked the idea of taking on a character and portraying myself in the guise of another. I liked dressing up, hiding behind something, but speaking the truth."</w:t>
+        <w:t>So it's particularly surprising to see the short shrift afforded the duo's affair on stage in favor of the antics of the hapless Private Maggio (Ryan Sampson, in the role for which Frank Sinatra won a career-restoring Oscar) and the anxieties of the onetime boxer, Prewitt (Robert Lonsdale). Mr. Lonsdale gets the last bow but Mr. Sampson the biggest applause, which surely speaks to the truism that everyone loves the little guy, especially when he's feisty.</w:t>
         <w:br/>
-        <w:t>Within a year, Mr. Carlyle was studying -- without much enthusiasm -- in the Royal Scottish Academy of Music and Drama. When he left three years later, he found work in various repertory theaters, but he soon grew impatient with doing "the same old Chekhov and Ibsen." In 1990, he and three friends set up their own company, Rain Dog, with the idea of adapting or creating plays through improvisation. No sooner had they produced their first than Mr. Carlyle won the lead role in Mr. Loach's film "Riff Raff," about union busting in the building industry in England.</w:t>
+        <w:t>The score marries lyrics by the veteran Tim Rice (doubling as the venture's co-producer) with music by a West End first-timer, Stuart Brayson, who offers up big band and swing alongside power ballads that seem designed to exist independently of the piece itself: Mr. Lonsdale does especially well by his anthemic turns, as does Siubhan Harrison, playing the object of Prewitt's affections. Her pleasing falsetto exists in presumably intentional contrast with the expletive-laden badinage of the fellas in her midst.</w:t>
         <w:br/>
-        <w:t>"I wanted everyone in the film to have had experience in the building sector, and Bobby had worked as a painter and decorator," Mr. Loach said. "But he also combined warmth and gentleness with an authentic sense of what he was doing. The film was about construction workers, but Bobby gave you a glimpse into a private world as well. That was very important."</w:t>
+        <w:t>Tamara Harvey's production embraces a candor that wasn't possible in movies a half-century ago. There's a bare-bottomed finale to the first act and a gay-bashing subplot that never made it into the film. In which case, it's a shame to encounter the sort of literal approach that accompanies talk of ''waves upon the shore'' with projections of the same rising up on cue before us. If you want to push material in new directions, why merely illustrate what's already there?</w:t>
         <w:br/>
-        <w:t>It was also important that Mr. Carlyle was able to work with Mr. Loach, a director who has never disguised his commitment to leftist causes. (And it was predictable that they should work together again in "Carla's Song," a love story set in Glasgow and amid the war in Nicaragua in the 1980's.) On his second film, "Safe," made for the BBC, Mr. Carlyle met a second mentor, Ms. Bird, with whom he later made "Priest" and the recently concluded "Face."</w:t>
+        <w:t>''Much Ado About Nothing,'' at the Old Vic through Nov. 30, gives us the sort of concept -- cast the central characters old -- that in this instance might have been more graciously left at the starting gate.</w:t>
         <w:br/>
-        <w:t>"Like attracts like," he said. "Antonia is very, very political. She can't leave it alone. The film we have just made is a gangster thriller thing set in the East End of London. But there's a heavier political slant on it because it's under Thatcherism. The most important thing for me is for a screenplay to have some social worth. It doesn't have to be talking about that awful woman who used to run this country as long as it's saying something to someone."</w:t>
+        <w:t>I yield to no one in my admiration for James Earl Jones and Vanessa Redgrave, who are 82 and 76 in turn. Both luminaries have afforded innumerable hours of pleasure, sometimes even transcendence, across various art forms in their storied careers.</w:t>
         <w:br/>
-        <w:t>In "Safe" and "Looking for Jo-Jo," a drama set in the drug-ravaged Edinburgh district of Sight Hill that Mr. Carlyle recently made for BBC Scotland, the "social worth" involves showing the dark side of a money-driven society. In "Priest," it is about tolerance and hypocrisy. And Mr. Carlyle said he took on the role of a young man struck by multiple sclerosis, in Michael Winterbottom's film "Go Now," "because it's such a misunderstood illness." Danny Boyle's "Trainspotting," with its tragicomic take on heroin addiction, takes a bit more explaining.</w:t>
+        <w:t>But that doesn't mean I necessarily want to see them struggling with the roles of Benedick and Beatrice in the Bard's eternally giddy yet also moving depiction of defenses that collapse to make room for love. (The stars' director is the actor Mark Rylance, who won an Olivier Award for playing Benedick in 1993, when he was 33.)</w:t>
         <w:br/>
-        <w:t>"I was shocked by those who said it glamorized drug abuse," Mr. Carlyle said. "In my eyes it's about the society that allows that kind of world to exist. I'd go further and say that 'Trainspotting' is probably one of the finest antidrug films ever made. Anyone who looks at that and says it's an attractive-looking life style needs help."</w:t>
+        <w:t>Mr. Jones spends much of a not especially mirthful evening either sitting in a chair or looking longingly at one. Ms. Redgrave, in turn, cuts an unusually crabbed, reined-in figure for a heroine who says of herself that she was born under a dancing star.</w:t>
         <w:br/>
-        <w:t>In any case, it was "Trainspotting," which has grossed more than $70 million worldwide, that carried Mr. Carlyle's name beyond Britain for the first time. But unlike his co-star, Ewan McGregor, Mr. Carlyle has not been tempted to work in the United States. Instead, in quick succession, he made "The Full Monty," "Carla's Song," "Face" and "Looking for Jo-Jo," all low-budget films. This fall, he will be in Prague to shoot "Plunkett and MacLeane," the story of two 18th-century highwaymen in London.</w:t>
+        <w:t>At the performance I attended, the actress glanced upward when speaking that remark, as if in homage to her father, Michael Redgrave, who was appearing as Laertes at the Old Vic on the January night in 1937 when Laurence Olivier, the evening's Hamlet, announced the actress's birth from this very stage.</w:t>
         <w:br/>
-        <w:t>"I'm happy going along the way I'm going," he explained. "I have no great desire to jump into this crazy race for megastardom. I came from Nicaragua straight into the madness after 'Trainspotting' was released, and I was able to distance myself from it all because I had just been through another experience. I had been totally unprepared for that kind of third-world poverty. It affected me profoundly. It was humbling. So when people said to me after 'Trainspotting,' 'Well, that's it, lad, off to Hollywood,' I said, 'Not necessarily.' "</w:t>
+        <w:t>That's the sort of association in which the British theater abounds, as we are sure to be reminded anew in the days ahead, during which the National Theater -- founded by Olivier at the Old Vic before moving to its current home adjoining on the River Thames -- hosts its 50th birthday gala.</w:t>
         <w:br/>
-        <w:t>Mr. Loach believes Mr. Carlyle is simply remaining faithful to himself. "I think with Bobby you have a sense of solidarity, a sense of injustice, a sense of where you belong, where you're coming from, how you see the world, what side you are on," the director said. "It's not a question of political correctness. It's about how every little instinctive judgment you make about people has a political base."</w:t>
+        <w:t>It would be lovely to report that this ''Much Ado,'' relocated to the milieu of the American military in England during World War II, was anything like as affecting. Alas, I can't comment on Mr. Jones's delivery of the play's defining line -- ''Serve God, love me, and mend'' -- for a simple reason. Just as he was voicing those tremulous sentiments to Ms. Redgrave, the scurrying footsteps of a fellow company member drowned him out.</w:t>
         <w:br/>
-        <w:t>Politics or no politics, however, "The Full Monty" came down to whether Mr. Carlyle and five other actors were ready to strip naked to loud music in front of 300 screaming women.</w:t>
+        <w:t>Roots. Directed by James Macdonald. Donmar Warehouse. Through Nov. 30.</w:t>
         <w:br/>
-        <w:t>"The scene took two and a half days to shoot," Mr. Carlyle recalled, "but most of that was close-ups of a tie or a jacket coming off, and the women were getting bored. Finally the camera went behind us and we did the whole strip scene through, ending with a 10-second freeze. The women went wild. And we just stood there."</w:t>
+        <w:t>From Here to Eternity. Directed by Tamara Harvey. Shaftesbury Theater. Open-ended run.</w:t>
         <w:br/>
-        <w:t>He paused and seemed to shudder at the memory. "It was terrifying," he said softly, "absolutely terrifying."</w:t>
+        <w:t>Much Ado About Nothing. Directed by Mark Rylance. Old Vic. Through Nov. 30.</w:t>
         <w:br/>
         <w:br/>
-        <w:t>Graphic</w:t>
-        <w:br/>
-        <w:br/>
-        <w:t xml:space="preserve"> </w:t>
-        <w:br/>
-        <w:t>Photos: Mr. Carlyle in "The Full Monty" -- Comedy and politics. (Tom Hilton/Fox Searchlight)(pg. 17); Robert Carlyle -- "I have no great desire to jump into this crazy race for megastardom." (Robin Holland for The New York Times)(pg. 11)</w:t>
+        <w:t>http://www.nytimes.com/2013/10/30/arts/international/across-a-span-of-realism-in-london-theater.html</w:t>
       </w:r>
     </w:p>
     <w:sectPr>

--- a/example_articles/states/Oklahoma/2.states_Oklahoma_New_York_Times.docx
+++ b/example_articles/states/Oklahoma/2.states_Oklahoma_New_York_Times.docx
@@ -7,7 +7,7 @@
         <w:pStyle w:val="Heading1"/>
       </w:pPr>
       <w:r>
-        <w:t>Across a Span of Realism in London Theater</w:t>
+        <w:t>Indian Office No Place for John Wayne</w:t>
       </w:r>
     </w:p>
     <w:p>
@@ -17,17 +17,17 @@
     </w:p>
     <w:p>
       <w:r>
-        <w:t>Date: 2013-10-30</w:t>
+        <w:t>Date: 2000-09-22</w:t>
       </w:r>
     </w:p>
     <w:p>
       <w:r>
-        <w:t>Section: Section ; Column 0; The Arts/Cultural Desk; Pg. ; THEATER REVIEW</w:t>
+        <w:t>Section: Section A; ; Section A; Page 14; Column 4; National Desk ; Column 4;</w:t>
       </w:r>
     </w:p>
     <w:p>
       <w:r>
-        <w:t>Source file: NYT/32.DOCX</w:t>
+        <w:t>Source file: NYT/38.DOCX</w:t>
       </w:r>
     </w:p>
     <w:p>
@@ -49,48 +49,56 @@
     </w:p>
     <w:p>
       <w:r>
-        <w:t>LONDON -- How much realism can a production bear? One possible answer is offered in the director James Macdonald's version of ''Roots,'' the 1959 Arnold Wesker play that is being revived at the Donmar Warehouse through Nov. 30.</w:t>
+        <w:t>An illuminating moment in the life of Kevin Gover occurred one day recently on an airplane over the Midwest.</w:t>
         <w:br/>
-        <w:t>In the course of nearly three hours across as many acts, characters peel potatoes, carefully tidy their surroundings and, in one instance, take a bath. But even as the quotidian detail of daily life is making itself felt, change is on the horizon, not least for the 22-year-old Beatie Bryant (Jessica Raine), who has ambitions for herself beyond her humble upbringing.</w:t>
+        <w:t>"Excuse me," said the little boy sitting next to him. "Are you a Native American?"</w:t>
         <w:br/>
-        <w:t>Mr. Macdonald takes his own deliberate time building to the crux of Mr. Wesker's argument, which manages both to applaud Beatie's self-empowerment while making plain her youthful naïveté. Drawn to the worlds of London and language and politics, she has little patience for her working-class roots, not to mention a querulous mother (the superb Linda Bassett, all beady intensity), whose main excitement in her rural Norfolk life consists of reporting on the local bus schedules.</w:t>
+        <w:t>"Why, yes I am," replied Mr. Gover, an assistant secretary of the Interior Department in charge of the agency's Bureau of Indian Affairs and a member of the Pawnee tribe.</w:t>
         <w:br/>
-        <w:t>And yet, one step forward for Beatie risks constituting twice as many back, as is revealed in a thrillingly layered final scene that finds Beatie pouring forth her beliefs in a newly impassioned voice. No one on stage appears to be listening, but Mr. Wesker doesn't mind. His audience is and that's what counts in a play that acts as a rallying cry for a generation by the time the lights fade on a shining-faced (if dubiously accented) Ms. Raine.</w:t>
+        <w:t>"Me too!" the little boy said, proudly revealing his Cherokee-Blackfoot heritage.</w:t>
         <w:br/>
-        <w:t>Realism isn't the issue in two larger-scale productions that favor a broader canvas over Mr. Wesker's forensic one. That's as might be expected from a pair of shows, both set during wartime, occupying playhouses that can hold as many people across a few performances as the 250-seat Donmar can in a week. ''From Here to Eternity,'' at the Shaftesbury Theater, is a musical based on the hefty James Jones novel, which was later turned into the Academy Award-winning, 1953 film.</w:t>
+        <w:t>And then, Mr. Gover recalled, the boy busied himself drawing a pretty good likeness of the Cleveland Indians' logo, an image Mr. Gover detests as much as he does the name of the professional football team in the nation's capital, the Redskins.</w:t>
         <w:br/>
-        <w:t>It's not easy to try and condense 860 pages (or thereabouts) into something theatrically viable. Here, the results are full of much swagger and machismo, in accordance with a tale of army life in Hawaii during the lead-up to Pearl Harbor, coupled with a pair of love stories that progress from one baldly stated encounter to another. ''I want to go to bed with you,'' or so goes a fairly representative remark.</w:t>
+        <w:t>Mr. Gover (rhymes with clover) talked about the encounter during a wide-ranging interview in his office on the fourth floor of the Interior Department building, a vast structure that houses part of a huge bureaucracy that once regarded American Indians as a problem.</w:t>
         <w:br/>
-        <w:t>The statement is proffered by First Sergeant Milt Warden (Darius Campbell) to the married Karen Holmes (a stiff Rebecca Thornhill), to name the two characters whose surf-side shenanigans linger in the cultural zeitgeist via the iconic imagery of Burt Lancaster and Deborah Kerr in those roles on screen.</w:t>
+        <w:t>Mr. Gover refused to dismiss the boy's preoccupation with the smiling, big-toothed baseball caricature as harmless. No, he said, it could damage the child's self-image, whether he knows it or not. Besides, he added, "It infects, and thereby affects people's attitudes toward Indians."</w:t>
         <w:br/>
-        <w:t>So it's particularly surprising to see the short shrift afforded the duo's affair on stage in favor of the antics of the hapless Private Maggio (Ryan Sampson, in the role for which Frank Sinatra won a career-restoring Oscar) and the anxieties of the onetime boxer, Prewitt (Robert Lonsdale). Mr. Lonsdale gets the last bow but Mr. Sampson the biggest applause, which surely speaks to the truism that everyone loves the little guy, especially when he's feisty.</w:t>
+        <w:t>The Bureau of Indian Affairs, which is now largely run by Indians for Indians, is seldom counted among the high-profile agencies of the government. But Mr. Gover made news recently when he used a celebration of the bureau's 175th anniversary to apologize for the past.</w:t>
         <w:br/>
-        <w:t>The score marries lyrics by the veteran Tim Rice (doubling as the venture's co-producer) with music by a West End first-timer, Stuart Brayson, who offers up big band and swing alongside power ballads that seem designed to exist independently of the piece itself: Mr. Lonsdale does especially well by his anthemic turns, as does Siubhan Harrison, playing the object of Prewitt's affections. Her pleasing falsetto exists in presumably intentional contrast with the expletive-laden badinage of the fellas in her midst.</w:t>
+        <w:t>"This agency set out to destroy all things Indian," he said at the Sept. 8 celebration. "The legacy of these misdeeds haunts us. . . . Our hearts break." He apologized on behalf of the bureau for the forced relocation of Indians it once ran as part of the old War Department and for decades of broken treaties and promises.</w:t>
         <w:br/>
-        <w:t>Tamara Harvey's production embraces a candor that wasn't possible in movies a half-century ago. There's a bare-bottomed finale to the first act and a gay-bashing subplot that never made it into the film. In which case, it's a shame to encounter the sort of literal approach that accompanies talk of ''waves upon the shore'' with projections of the same rising up on cue before us. If you want to push material in new directions, why merely illustrate what's already there?</w:t>
+        <w:t>The apology produced a flurry of letters and e-mail messages, most friendly but a few laced with vitriol that could politely be called reflections of white pride.</w:t>
         <w:br/>
-        <w:t>''Much Ado About Nothing,'' at the Old Vic through Nov. 30, gives us the sort of concept -- cast the central characters old -- that in this instance might have been more graciously left at the starting gate.</w:t>
+        <w:t>With his days in government winding down after three years in charge of Indian affairs, Mr. Gover looks forward to using his "one marketable skill," as he put it. He is a lawyer and will practice in Washington, devoting much of his time to issues related to Indians.</w:t>
         <w:br/>
-        <w:t>I yield to no one in my admiration for James Earl Jones and Vanessa Redgrave, who are 82 and 76 in turn. Both luminaries have afforded innumerable hours of pleasure, sometimes even transcendence, across various art forms in their storied careers.</w:t>
+        <w:t>Only a few decades ago, he said, all the Indians who were lawyers could have sat around a big conference table with plenty of room for coffee cups and note pads. Now, he said, more than 1,000 Indians practice law.</w:t>
         <w:br/>
-        <w:t>But that doesn't mean I necessarily want to see them struggling with the roles of Benedick and Beatrice in the Bard's eternally giddy yet also moving depiction of defenses that collapse to make room for love. (The stars' director is the actor Mark Rylance, who won an Olivier Award for playing Benedick in 1993, when he was 33.)</w:t>
+        <w:t>Mr. Gover, 45, is one of three children born to working-class parents in Lawton, Okla. His mother and father were civilian employees at Fort Sill (where Geronimo was once held captive), and Mr. Gover sensed almost as soon as he could walk that he was not like other Americans.</w:t>
         <w:br/>
-        <w:t>Mr. Jones spends much of a not especially mirthful evening either sitting in a chair or looking longingly at one. Ms. Redgrave, in turn, cuts an unusually crabbed, reined-in figure for a heroine who says of herself that she was born under a dancing star.</w:t>
+        <w:t>"There were the John Wayne movies," he said. "You know, a white man fires a shot and six Indians fall off their horses. . . ."</w:t>
         <w:br/>
-        <w:t>At the performance I attended, the actress glanced upward when speaking that remark, as if in homage to her father, Michael Redgrave, who was appearing as Laertes at the Old Vic on the January night in 1937 when Laurence Olivier, the evening's Hamlet, announced the actress's birth from this very stage.</w:t>
+        <w:t>When Kevin Gover was 15, a social worker who knew his father changed his life. With federal scholarship aid, he went to a prep school in New Hampshire, then to Princeton University, where he did not exactly thrive. He did not belong to one of the university's elite eating clubs, which dominate student social life and help define its hierarchy. "I'm past the point of hating the eating clubs," Mr. Gover said.</w:t>
         <w:br/>
-        <w:t>That's the sort of association in which the British theater abounds, as we are sure to be reminded anew in the days ahead, during which the National Theater -- founded by Olivier at the Old Vic before moving to its current home adjoining on the River Thames -- hosts its 50th birthday gala.</w:t>
+        <w:t>Well, perhaps not entirely. "I belonged to the Jewish eating club," he said. "They were nonselective."</w:t>
         <w:br/>
-        <w:t>It would be lovely to report that this ''Much Ado,'' relocated to the milieu of the American military in England during World War II, was anything like as affecting. Alas, I can't comment on Mr. Jones's delivery of the play's defining line -- ''Serve God, love me, and mend'' -- for a simple reason. Just as he was voicing those tremulous sentiments to Ms. Redgrave, the scurrying footsteps of a fellow company member drowned him out.</w:t>
+        <w:t>He befriended some black students, honed his credentials as "an angry young man," joined protests to persuade Princeton to divest itself of investments in South Africa during the apartheid era and earned a degree in public and international affairs. Later, he graduated from the University of New Mexico Law School, served as a clerk for a federal judge and practiced law in Washington and Albuquerque. He is married with two children.</w:t>
         <w:br/>
-        <w:t>Roots. Directed by James Macdonald. Donmar Warehouse. Through Nov. 30.</w:t>
+        <w:t>Mr. Gover said he was pleased with the growing political power of Indians and, of course, with their economic gains. "There are more and more people like me," he said.</w:t>
         <w:br/>
-        <w:t>From Here to Eternity. Directed by Tamara Harvey. Shaftesbury Theater. Open-ended run.</w:t>
+        <w:t>Just down the hall from his office, near tribal flags from across the country, are two murals from the Depression era. One shows a dashing cavalry officer talking man-to-man to a group of Indians. Another shows a white man patiently showing Indians how to plant vegetables.</w:t>
         <w:br/>
-        <w:t>Much Ado About Nothing. Directed by Mark Rylance. Old Vic. Through Nov. 30.</w:t>
+        <w:t>"At first, I wanted to have them painted over," he said half-jokingly. He decided to let them stay, as a reminder.</w:t>
         <w:br/>
         <w:br/>
-        <w:t>http://www.nytimes.com/2013/10/30/arts/international/across-a-span-of-realism-in-london-theater.html</w:t>
+        <w:t>http://www.nytimes.com</w:t>
+        <w:br/>
+        <w:br/>
+        <w:t>Graphic</w:t>
+        <w:br/>
+        <w:br/>
+        <w:t xml:space="preserve"> </w:t>
+        <w:br/>
+        <w:t>Photo: In the two weeks since Kevin Gover, head of the Bureau of Indian Affairs, apologized on behalf of the bureau for its treatment of Indians, he has received a flurry of responses, most supportive but a few heatedly opposed. (Carol T. Powers for The New York Times)</w:t>
       </w:r>
     </w:p>
     <w:sectPr>

--- a/example_articles/states/Oklahoma/2.states_Oklahoma_New_York_Times.docx
+++ b/example_articles/states/Oklahoma/2.states_Oklahoma_New_York_Times.docx
@@ -7,7 +7,7 @@
         <w:pStyle w:val="Heading1"/>
       </w:pPr>
       <w:r>
-        <w:t>Indian Office No Place for John Wayne</w:t>
+        <w:t>Elizabeth Warren Returns to Oklahoma, Stressing Working-Class Roots</w:t>
       </w:r>
     </w:p>
     <w:p>
@@ -17,17 +17,17 @@
     </w:p>
     <w:p>
       <w:r>
-        <w:t>Date: 2000-09-22</w:t>
+        <w:t>Date: 2019-12-23</w:t>
       </w:r>
     </w:p>
     <w:p>
       <w:r>
-        <w:t>Section: Section A; ; Section A; Page 14; Column 4; National Desk ; Column 4;</w:t>
+        <w:t>Section: US; politics</w:t>
       </w:r>
     </w:p>
     <w:p>
       <w:r>
-        <w:t>Source file: NYT/38.DOCX</w:t>
+        <w:t>Source file: NYT/14.DOCX</w:t>
       </w:r>
     </w:p>
     <w:p>
@@ -49,56 +49,71 @@
     </w:p>
     <w:p>
       <w:r>
-        <w:t>An illuminating moment in the life of Kevin Gover occurred one day recently on an airplane over the Midwest.</w:t>
+        <w:t xml:space="preserve">It was a personal and political homecoming at a key moment in Ms. Warren's candidacy. Her monthslong rise in national polling has stalled in recent weeks. </w:t>
         <w:br/>
-        <w:t>"Excuse me," said the little boy sitting next to him. "Are you a Native American?"</w:t>
+        <w:t xml:space="preserve">OKLAHOMA CITY — At the age of 16, an "Okie" known to her friends as Liz Herring and to her family as "Betsy" graduated from Northwest Classen High School, her professional prospects limited by her gender and her politics fairly conservative. </w:t>
         <w:br/>
-        <w:t>"Why, yes I am," replied Mr. Gover, an assistant secretary of the Interior Department in charge of the agency's Bureau of Indian Affairs and a member of the Pawnee tribe.</w:t>
+        <w:t xml:space="preserve">On Sunday afternoon, she returned to the high school more than a half-century later as Senator Elizabeth Warren of Massachusetts, a left-wing candidate in the Democratic primary who has set out to shatter one of the highest glass ceilings imaginable: becoming the first woman to be elected president. </w:t>
         <w:br/>
-        <w:t>"Me too!" the little boy said, proudly revealing his Cherokee-Blackfoot heritage.</w:t>
+        <w:t xml:space="preserve">"I spent a lot of hours in this gymnasium," Ms. Warren said. "I never thought I'd be down here, on the floor, doing something like this. But you know what — you don't get what you don't fight for." </w:t>
         <w:br/>
-        <w:t>And then, Mr. Gover recalled, the boy busied himself drawing a pretty good likeness of the Cleveland Indians' logo, an image Mr. Gover detests as much as he does the name of the professional football team in the nation's capital, the Redskins.</w:t>
+        <w:t>It was a personal and political homecoming at a key moment in Ms. Warren's candidacy. Her monthslong rise in national polling has stalled in recent weeks. In response, Ms. Warren and her campaign team have made some marginal changes: a shorter stump speech in favor of more audience questions, and a greater willingness to have Ms. Warren criticize her Democratic rivals, particularly more centrist opponents such as former Mayor Michael R. Bloomberg of New York, Mayor Pete Buttigieg of South Bend, Ind., and the race's front-runner, former Vice President Joseph R. Biden Jr.</w:t>
         <w:br/>
-        <w:t>Mr. Gover (rhymes with clover) talked about the encounter during a wide-ranging interview in his office on the fourth floor of the Interior Department building, a vast structure that houses part of a huge bureaucracy that once regarded American Indians as a problem.</w:t>
+        <w:t xml:space="preserve">In Oklahoma, however, it was also clear what the campaign is not changing: It is holding close to her core progressive policies. Her aides are also hoping that as she continues to tell her personal story — one set in this state — Ms. Warren will beat back critics, including some Democratic rivals, who have sought to brand her as an ivory-tower academic walled off from common citizens. </w:t>
         <w:br/>
-        <w:t>Mr. Gover refused to dismiss the boy's preoccupation with the smiling, big-toothed baseball caricature as harmless. No, he said, it could damage the child's self-image, whether he knows it or not. Besides, he added, "It infects, and thereby affects people's attitudes toward Indians."</w:t>
+        <w:t xml:space="preserve">"Like a lot of Americans, I don't have a straight-path story," Ms. Warren said Sunday. "My story has a lot of twists and turns." </w:t>
         <w:br/>
-        <w:t>The Bureau of Indian Affairs, which is now largely run by Indians for Indians, is seldom counted among the high-profile agencies of the government. But Mr. Gover made news recently when he used a celebration of the bureau's 175th anniversary to apologize for the past.</w:t>
+        <w:t xml:space="preserve">Ms. Warren highlighted parts of her biography that may be less known to the casual observer — her Oklahoma roots, working-class background, and a family that includes several Republicans and military veterans. She pointed to her brothers in the audience and gave approximate distances to key places from her early life (the commuter college she attended was 45 minutes away). </w:t>
         <w:br/>
-        <w:t>"This agency set out to destroy all things Indian," he said at the Sept. 8 celebration. "The legacy of these misdeeds haunts us. . . . Our hearts break." He apologized on behalf of the bureau for the forced relocation of Indians it once ran as part of the old War Department and for decades of broken treaties and promises.</w:t>
+        <w:t xml:space="preserve">She was introduced by her nephew, Mark Herring, who said Ms. Warren "worked her tail off for her family" even after she left the state. The campaign said about 2,200 people attended the event. </w:t>
         <w:br/>
-        <w:t>The apology produced a flurry of letters and e-mail messages, most friendly but a few laced with vitriol that could politely be called reflections of white pride.</w:t>
+        <w:t xml:space="preserve">"She'll always be Aunt Betsy to me," Mr. Herring said. "And when she's elected president, I'll call her President Aunt Betsy." </w:t>
         <w:br/>
-        <w:t>With his days in government winding down after three years in charge of Indian affairs, Mr. Gover looks forward to using his "one marketable skill," as he put it. He is a lawyer and will practice in Washington, devoting much of his time to issues related to Indians.</w:t>
+        <w:t xml:space="preserve">Fortunes can change quickly in a presidential primary, and for Ms. Warren to be the Democratic nominee in 2020, she will need to recapture the energy that surrounded her candidacy in the summer and early fall. By October, Ms. Warren had become the only candidate to best Mr. Biden in an average of national polls, and she was being hailed as the race's ascendant front-runner. </w:t>
         <w:br/>
-        <w:t>Only a few decades ago, he said, all the Indians who were lawyers could have sat around a big conference table with plenty of room for coffee cups and note pads. Now, he said, more than 1,000 Indians practice law.</w:t>
+        <w:t xml:space="preserve">But she has since fallen back, hurt by what seemed like an equivocating stance on "Medicare for all," and voter fears that her policies would be too far left for the general election. Those same polling averages show her trailing Mr. Biden by more than 10 points, firmly in third place behind Senator Bernie Sanders of Vermont. </w:t>
         <w:br/>
-        <w:t>Mr. Gover, 45, is one of three children born to working-class parents in Lawton, Okla. His mother and father were civilian employees at Fort Sill (where Geronimo was once held captive), and Mr. Gover sensed almost as soon as he could walk that he was not like other Americans.</w:t>
+        <w:t xml:space="preserve">Sarah Neely, a 36-year-old teacher in Oklahoma City, said she noticed that Ms. Warren barely mentioned Medicare for all in her Oklahoma speech. Ms. Neely, who backed Mr. Sanders in 2016 but is now supporting Ms. Warren, said she thought that was a good idea. </w:t>
         <w:br/>
-        <w:t>"There were the John Wayne movies," he said. "You know, a white man fires a shot and six Indians fall off their horses. . . ."</w:t>
+        <w:t xml:space="preserve">"The Medicare for all was a sticking point, especially around here," she said. "But the more she's out and speaking to people, they can realize there's more facets to the campaign than that. I'd tell her to focus on her anti-corruption message." </w:t>
         <w:br/>
-        <w:t>When Kevin Gover was 15, a social worker who knew his father changed his life. With federal scholarship aid, he went to a prep school in New Hampshire, then to Princeton University, where he did not exactly thrive. He did not belong to one of the university's elite eating clubs, which dominate student social life and help define its hierarchy. "I'm past the point of hating the eating clubs," Mr. Gover said.</w:t>
+        <w:t xml:space="preserve">Josh Elkins, 29, drove to the event from Tulsa, 100 miles away, even though his work shift began at midnight. Mr. Elkins, who also supported Mr. Sanders in 2016 and is now backing Ms. Warren, said Democrats need to get over the fear of nominating a progressive. </w:t>
         <w:br/>
-        <w:t>Well, perhaps not entirely. "I belonged to the Jewish eating club," he said. "They were nonselective."</w:t>
+        <w:t>"Democrats stay home when they don't nominate someone they're excited about," Mr. Elkins said, rattling off unsuccessful general election candidates such as Michael Dukakis, John Kerry and Hillary Clinton.</w:t>
         <w:br/>
-        <w:t>He befriended some black students, honed his credentials as "an angry young man," joined protests to persuade Princeton to divest itself of investments in South Africa during the apartheid era and earned a degree in public and international affairs. Later, he graduated from the University of New Mexico Law School, served as a clerk for a federal judge and practiced law in Washington and Albuquerque. He is married with two children.</w:t>
+        <w:t xml:space="preserve">"Last time we nominated someone who was more moderate," he said. "This time we need to have someone who invigorates progressives." </w:t>
         <w:br/>
-        <w:t>Mr. Gover said he was pleased with the growing political power of Indians and, of course, with their economic gains. "There are more and more people like me," he said.</w:t>
+        <w:t xml:space="preserve">The Oklahoma visit also reignited a more controversial portion of Ms. Warren's past. Since the beginning of her political career in 2012, she has been dogged by her previous claims of Native American ancestry, criticism of which exploded last year after Ms. Warren took a DNA test in an attempt to verify the ancestry and quell the issue. </w:t>
         <w:br/>
-        <w:t>Just down the hall from his office, near tribal flags from across the country, are two murals from the Depression era. One shows a dashing cavalry officer talking man-to-man to a group of Indians. Another shows a white man patiently showing Indians how to plant vegetables.</w:t>
+        <w:t xml:space="preserve">After significant backlash, including from within the Native American community, Ms. Warren apologized for taking the test — and for identifying as "American Indian" earlier in her career. </w:t>
         <w:br/>
-        <w:t>"At first, I wanted to have them painted over," he said half-jokingly. He decided to let them stay, as a reminder.</w:t>
+        <w:t xml:space="preserve">She did not refer to the issue during her speech Sunday, even when a questioner asked what she planned to do for Native communities when elected president. </w:t>
         <w:br/>
+        <w:t xml:space="preserve">Ms. Warren responded by saying she wanted to create a cabinet-level position for tribal representation. She also promised to be a president who reset the country's relationship with Native American leaders. </w:t>
         <w:br/>
-        <w:t>http://www.nytimes.com</w:t>
+        <w:t xml:space="preserve">"We have failed at so many times to show respect," Ms. Warren said. "And this is a time for us as a country to reset our relationship with tribal nations." </w:t>
         <w:br/>
+        <w:t>Ms. Warren also met with about one dozen Native leaders for about an hour Sunday morning. She largely focused on her policy vision, according to people familiar with the meeting, which included discussion on improving the Indian Health Service; upholding the government's solemn trust and treaty obligations to tribal nations; improving education for Native children; and combating the opioid and substance abuse epidemic.</w:t>
         <w:br/>
-        <w:t>Graphic</w:t>
+        <w:t>The campaign said that Ms. Warren had held several meetings with Native leaders this year, across several states. In a statement, Ms. Warren's communications director, Kristen Orthman, said "Elizabeth was grateful to meet with tribal leaders this morning to discuss ways they can work together on many important issues facing Indian Country."</w:t>
         <w:br/>
+        <w:t xml:space="preserve">Some tribes chose not to attend. In interviews, tribal leaders cited previous commitments, and some frustration that the national attention surrounding Ms. Warren's ancestry claim has overshadowed more pressing local issues. A spokeswoman for the Cherokee Nation, one of the tribes Ms. Warren claimed to be descended from, said its principal chief was unable to attend because of a previous commitment. </w:t>
         <w:br/>
-        <w:t xml:space="preserve"> </w:t>
+        <w:t xml:space="preserve">The controversy over her heritage, a big discussion point in the months before Ms. Warren announced her campaign, has rarely come up among Democratic primary voters, but would certainly be a regular target in a face-off against President Trump, who has often referred to her with the derogatory nickname "Pocahontas." </w:t>
         <w:br/>
-        <w:t>Photo: In the two weeks since Kevin Gover, head of the Bureau of Indian Affairs, apologized on behalf of the bureau for its treatment of Indians, he has received a flurry of responses, most supportive but a few heatedly opposed. (Carol T. Powers for The New York Times)</w:t>
+        <w:t>Much more important, especially in recent months, has been Ms. Warren's ambitious progressive proposals, in particular her stance on health care.</w:t>
+        <w:br/>
+        <w:t xml:space="preserve">Mr. Buttigieg has been a leading critic of Ms. Warren's health care proposals. In last week's Democratic debate in Los Angeles, Ms. Warren sought to hit back, seeking to brand Mr. Buttigieg as a candidate for the wealthy and well-connected after he held a high-dollar fund-raiser in a ritzy California wine cave. </w:t>
+        <w:br/>
+        <w:t>Over the weekend, a published report showed that during her Senate campaign in 2018, Ms. Warren held a high dollar fund-raiser featuring expensive wine and a benefit concert from Melissa Etheridge. Asked by reporters if this constituted a contradiction, Ms. Warren said she has chosen to run her presidential race differently because of those previous experiences.</w:t>
+        <w:br/>
+        <w:t>"I saw how this system works," Ms. Warren told reporters. "And I decided when I got in the presidential race that I wanted to do better than that. And that's why I just quit doing it. I don't sell access to my time."</w:t>
+        <w:br/>
+        <w:t>Those are the kinds of sparring skills Ms. Warren honed at Northwest Classen. In a trophy cabinet outside the gymnasium, there was a debate trophy from 1965.</w:t>
+        <w:br/>
+        <w:t xml:space="preserve">"Region I," it read. "Class A. Liz Herring." </w:t>
+        <w:br/>
+        <w:t>PHOTO: Senator Elizabeth Warren at Northwest Classen High School on Sunday. Her rise in national polling has stalled in recent weeks. (PHOTOGRAPH BY NICK OXFORD FOR THE NEW YORK TIMES)</w:t>
       </w:r>
     </w:p>
     <w:sectPr>
